--- a/paper/r1/Response_to_Reviewer_R1.docx
+++ b/paper/r1/Response_to_Reviewer_R1.docx
@@ -65,7 +65,7 @@
         <w:pStyle w:val="FirstParagraph"/>
       </w:pPr>
       <w:r>
-        <w:t xml:space="preserve">Before running anything, we wrote the experimental design (parameters, endpoints, precision targets, seeds and testbed profiles) to a file and recorded its SHA-256 hash. Every script checks that hash before it runs, and every output records it. Three deviations are logged openly (a post hoc extension of one analysis, a discarded three-trace smoke test, and one testbed trace that timed out under host contention and is kept as a failure). Four kinds of evidence are used and each result is labelled with its kind:</w:t>
+        <w:t xml:space="preserve">Before running anything, we wrote the experimental design (parameters, endpoints, precision targets, seeds and testbed profiles) to a file and recorded its SHA-256 hash. Every script checks that hash before it runs, and every output records it. The deviation log records three deviations that touch the experiments (a post hoc extension of one analysis, a discarded three-trace smoke test, and one testbed trace that timed out under host contention and is kept as a failure) and one privacy redaction in an administrative record that does not affect any design, run or result. Four kinds of evidence are used and each result is labelled with its kind:</w:t>
       </w:r>
     </w:p>
     <w:p>
@@ -171,6 +171,7 @@
     <w:p>
       <w:pPr>
         <w:pStyle w:val="FirstParagraph"/>
+        <w:keepNext/>
       </w:pPr>
       <w:r>
         <w:t xml:space="preserve">The suggestion marked several values as illustrative. None of them were copied. Where we now have measurements, they differ materially, and the differences change the paper’s conclusions:</w:t>
@@ -190,12 +191,14 @@
       <w:tr>
         <w:trPr>
           <w:tblHeader w:val="on"/>
+          <w:cantSplit/>
         </w:trPr>
         <w:tc>
           <w:tcPr/>
           <w:p>
             <w:pPr>
               <w:pStyle w:val="Compact"/>
+              <w:keepNext/>
             </w:pPr>
             <w:r>
               <w:t xml:space="preserve">Suggested (illustrative)</w:t>
@@ -207,6 +210,7 @@
           <w:p>
             <w:pPr>
               <w:pStyle w:val="Compact"/>
+              <w:keepNext/>
             </w:pPr>
             <w:r>
               <w:t xml:space="preserve">Measured in R1</w:t>
@@ -215,11 +219,15 @@
         </w:tc>
       </w:tr>
       <w:tr>
-        <w:tc>
-          <w:tcPr/>
-          <w:p>
-            <w:pPr>
-              <w:pStyle w:val="Compact"/>
+        <w:trPr>
+          <w:cantSplit/>
+        </w:trPr>
+        <w:tc>
+          <w:tcPr/>
+          <w:p>
+            <w:pPr>
+              <w:pStyle w:val="Compact"/>
+              <w:keepNext/>
             </w:pPr>
             <w:r>
               <w:t xml:space="preserve">10% IID failure: audit pass 96.8%, dispute success 95.1%</w:t>
@@ -231,6 +239,7 @@
           <w:p>
             <w:pPr>
               <w:pStyle w:val="Compact"/>
+              <w:keepNext/>
             </w:pPr>
             <w:r>
               <w:t xml:space="preserve">Audit pass 43.1% [42.8, 43.3]; reconstruction 99.98% (131,072 draws). The strict audit is a sensitive alarm, not an accurate health score.</w:t>
@@ -239,11 +248,15 @@
         </w:tc>
       </w:tr>
       <w:tr>
-        <w:tc>
-          <w:tcPr/>
-          <w:p>
-            <w:pPr>
-              <w:pStyle w:val="Compact"/>
+        <w:trPr>
+          <w:cantSplit/>
+        </w:trPr>
+        <w:tc>
+          <w:tcPr/>
+          <w:p>
+            <w:pPr>
+              <w:pStyle w:val="Compact"/>
+              <w:keepNext/>
             </w:pPr>
             <w:r>
               <w:t xml:space="preserve">20% IID failure: audit pass 87.4%, dispute 82.7%</w:t>
@@ -255,6 +268,7 @@
           <w:p>
             <w:pPr>
               <w:pStyle w:val="Compact"/>
+              <w:keepNext/>
             </w:pPr>
             <w:r>
               <w:t xml:space="preserve">Exact: audit pass 16.8%, reconstructability 95.9%</w:t>
@@ -263,11 +277,15 @@
         </w:tc>
       </w:tr>
       <w:tr>
-        <w:tc>
-          <w:tcPr/>
-          <w:p>
-            <w:pPr>
-              <w:pStyle w:val="Compact"/>
+        <w:trPr>
+          <w:cantSplit/>
+        </w:trPr>
+        <w:tc>
+          <w:tcPr/>
+          <w:p>
+            <w:pPr>
+              <w:pStyle w:val="Compact"/>
+              <w:keepNext/>
             </w:pPr>
             <w:r>
               <w:t xml:space="preserve">Mean recovery 0.42 s to 1.14 s</w:t>
@@ -279,6 +297,7 @@
           <w:p>
             <w:pPr>
               <w:pStyle w:val="Compact"/>
+              <w:keepNext/>
             </w:pPr>
             <w:r>
               <w:t xml:space="preserve">Dispute completion 3.69 s to 3.88 s (medians across profiles); 0% within 2 s, 100% within 5 s wherever reconstruction is possible. Proof verification in the pure-Python prototype (about 135 ms per proof at ffdhe2048), not network delay, dominates.</w:t>
@@ -287,11 +306,15 @@
         </w:tc>
       </w:tr>
       <w:tr>
-        <w:tc>
-          <w:tcPr/>
-          <w:p>
-            <w:pPr>
-              <w:pStyle w:val="Compact"/>
+        <w:trPr>
+          <w:cantSplit/>
+        </w:trPr>
+        <w:tc>
+          <w:tcPr/>
+          <w:p>
+            <w:pPr>
+              <w:pStyle w:val="Compact"/>
+              <w:keepNext/>
             </w:pPr>
             <w:r>
               <w:t xml:space="preserve">Audit latency 75 to 251 ms; verification 18 to 71 ms</w:t>
@@ -303,6 +326,7 @@
           <w:p>
             <w:pPr>
               <w:pStyle w:val="Compact"/>
+              <w:keepNext/>
             </w:pPr>
             <w:r>
               <w:t xml:space="preserve">Measured single-audit time 1.24 s to 1.43 s at the median; verifying 22 partials and combining 3,213 ms (ffdhe2048) and 10,201 ms (ffdhe3072).</w:t>
@@ -311,6 +335,9 @@
         </w:tc>
       </w:tr>
       <w:tr>
+        <w:trPr>
+          <w:cantSplit/>
+        </w:trPr>
         <w:tc>
           <w:tcPr/>
           <w:p>
@@ -348,6 +375,7 @@
     <w:p>
       <w:pPr>
         <w:pStyle w:val="Heading1"/>
+        <w:keepNext/>
       </w:pPr>
       <w:r>
         <w:t xml:space="preserve">3. Item-by-item mapping</w:t>
@@ -368,12 +396,14 @@
       <w:tr>
         <w:trPr>
           <w:tblHeader w:val="on"/>
+          <w:cantSplit/>
         </w:trPr>
         <w:tc>
           <w:tcPr/>
           <w:p>
             <w:pPr>
               <w:pStyle w:val="Compact"/>
+              <w:keepNext/>
             </w:pPr>
             <w:r>
               <w:t xml:space="preserve">Requested item</w:t>
@@ -385,6 +415,7 @@
           <w:p>
             <w:pPr>
               <w:pStyle w:val="Compact"/>
+              <w:keepNext/>
             </w:pPr>
             <w:r>
               <w:t xml:space="preserve">Where it is now</w:t>
@@ -396,6 +427,7 @@
           <w:p>
             <w:pPr>
               <w:pStyle w:val="Compact"/>
+              <w:keepNext/>
             </w:pPr>
             <w:r>
               <w:t xml:space="preserve">Source and evidence type</w:t>
@@ -404,11 +436,15 @@
         </w:tc>
       </w:tr>
       <w:tr>
-        <w:tc>
-          <w:tcPr/>
-          <w:p>
-            <w:pPr>
-              <w:pStyle w:val="Compact"/>
+        <w:trPr>
+          <w:cantSplit/>
+        </w:trPr>
+        <w:tc>
+          <w:tcPr/>
+          <w:p>
+            <w:pPr>
+              <w:pStyle w:val="Compact"/>
+              <w:keepNext/>
             </w:pPr>
             <w:r>
               <w:t xml:space="preserve">Table 1, security properties</w:t>
@@ -420,6 +456,7 @@
           <w:p>
             <w:pPr>
               <w:pStyle w:val="Compact"/>
+              <w:keepNext/>
             </w:pPr>
             <w:r>
               <w:t xml:space="preserve">Table 1, with an added DKA row and an</w:t>
@@ -443,6 +480,7 @@
           <w:p>
             <w:pPr>
               <w:pStyle w:val="Compact"/>
+              <w:keepNext/>
             </w:pPr>
             <w:r>
               <w:t xml:space="preserve">Design; links to the experiment that assesses each property</w:t>
@@ -451,11 +489,15 @@
         </w:tc>
       </w:tr>
       <w:tr>
-        <w:tc>
-          <w:tcPr/>
-          <w:p>
-            <w:pPr>
-              <w:pStyle w:val="Compact"/>
+        <w:trPr>
+          <w:cantSplit/>
+        </w:trPr>
+        <w:tc>
+          <w:tcPr/>
+          <w:p>
+            <w:pPr>
+              <w:pStyle w:val="Compact"/>
+              <w:keepNext/>
             </w:pPr>
             <w:r>
               <w:t xml:space="preserve">Table 2, experimental configuration</w:t>
@@ -467,6 +509,7 @@
           <w:p>
             <w:pPr>
               <w:pStyle w:val="Compact"/>
+              <w:keepNext/>
             </w:pPr>
             <w:r>
               <w:t xml:space="preserve">Table 3</w:t>
@@ -478,6 +521,7 @@
           <w:p>
             <w:pPr>
               <w:pStyle w:val="Compact"/>
+              <w:keepNext/>
             </w:pPr>
             <w:r>
               <w:t xml:space="preserve">Frozen design file; lists every family actually run</w:t>
@@ -486,11 +530,15 @@
         </w:tc>
       </w:tr>
       <w:tr>
-        <w:tc>
-          <w:tcPr/>
-          <w:p>
-            <w:pPr>
-              <w:pStyle w:val="Compact"/>
+        <w:trPr>
+          <w:cantSplit/>
+        </w:trPr>
+        <w:tc>
+          <w:tcPr/>
+          <w:p>
+            <w:pPr>
+              <w:pStyle w:val="Compact"/>
+              <w:keepNext/>
             </w:pPr>
             <w:r>
               <w:t xml:space="preserve">Table 3, comparison with readiness baselines</w:t>
@@ -502,6 +550,7 @@
           <w:p>
             <w:pPr>
               <w:pStyle w:val="Compact"/>
+              <w:keepNext/>
             </w:pPr>
             <w:r>
               <w:t xml:space="preserve">Table 4, including a</w:t>
@@ -525,6 +574,7 @@
           <w:p>
             <w:pPr>
               <w:pStyle w:val="Compact"/>
+              <w:keepNext/>
             </w:pPr>
             <w:r>
               <w:t xml:space="preserve">Detection exact; costs measured (KEYSTONE 2,125 ms CPU and 9,415 B per audit versus 8,501 ms and 36,991 B for a full-committee probe at n=32, ffdhe2048)</w:t>
@@ -533,11 +583,15 @@
         </w:tc>
       </w:tr>
       <w:tr>
-        <w:tc>
-          <w:tcPr/>
-          <w:p>
-            <w:pPr>
-              <w:pStyle w:val="Compact"/>
+        <w:trPr>
+          <w:cantSplit/>
+        </w:trPr>
+        <w:tc>
+          <w:tcPr/>
+          <w:p>
+            <w:pPr>
+              <w:pStyle w:val="Compact"/>
+              <w:keepNext/>
             </w:pPr>
             <w:r>
               <w:t xml:space="preserve">Table 4, robustness under failure</w:t>
@@ -549,6 +603,7 @@
           <w:p>
             <w:pPr>
               <w:pStyle w:val="Compact"/>
+              <w:keepNext/>
             </w:pPr>
             <w:r>
               <w:t xml:space="preserve">Table 5: (a) prespecified simulation, (b) emulated testbed with dispute success by 2 s and by 5 s and completion times</w:t>
@@ -560,6 +615,7 @@
           <w:p>
             <w:pPr>
               <w:pStyle w:val="Compact"/>
+              <w:keepNext/>
             </w:pPr>
             <w:r>
               <w:t xml:space="preserve">Simulation and emulation</w:t>
@@ -568,11 +624,15 @@
         </w:tc>
       </w:tr>
       <w:tr>
-        <w:tc>
-          <w:tcPr/>
-          <w:p>
-            <w:pPr>
-              <w:pStyle w:val="Compact"/>
+        <w:trPr>
+          <w:cantSplit/>
+        </w:trPr>
+        <w:tc>
+          <w:tcPr/>
+          <w:p>
+            <w:pPr>
+              <w:pStyle w:val="Compact"/>
+              <w:keepNext/>
             </w:pPr>
             <w:r>
               <w:t xml:space="preserve">Table 5, performance and scalability</w:t>
@@ -584,6 +644,7 @@
           <w:p>
             <w:pPr>
               <w:pStyle w:val="Compact"/>
+              <w:keepNext/>
             </w:pPr>
             <w:r>
               <w:t xml:space="preserve">Table 6 (scaling to n=128) and Table 7 (per-operation costs for three groups)</w:t>
@@ -595,6 +656,7 @@
           <w:p>
             <w:pPr>
               <w:pStyle w:val="Compact"/>
+              <w:keepNext/>
             </w:pPr>
             <w:r>
               <w:t xml:space="preserve">Exact detection plus measured costs</w:t>
@@ -603,11 +665,15 @@
         </w:tc>
       </w:tr>
       <w:tr>
-        <w:tc>
-          <w:tcPr/>
-          <w:p>
-            <w:pPr>
-              <w:pStyle w:val="Compact"/>
+        <w:trPr>
+          <w:cantSplit/>
+        </w:trPr>
+        <w:tc>
+          <w:tcPr/>
+          <w:p>
+            <w:pPr>
+              <w:pStyle w:val="Compact"/>
+              <w:keepNext/>
             </w:pPr>
             <w:r>
               <w:t xml:space="preserve">Figure 1, architecture</w:t>
@@ -619,6 +685,7 @@
           <w:p>
             <w:pPr>
               <w:pStyle w:val="Compact"/>
+              <w:keepNext/>
             </w:pPr>
             <w:r>
               <w:t xml:space="preserve">Figure 1, redrawn as a vector figure with three separated paths</w:t>
@@ -630,6 +697,7 @@
           <w:p>
             <w:pPr>
               <w:pStyle w:val="Compact"/>
+              <w:keepNext/>
             </w:pPr>
             <w:r>
               <w:t xml:space="preserve">Design</w:t>
@@ -638,11 +706,15 @@
         </w:tc>
       </w:tr>
       <w:tr>
-        <w:tc>
-          <w:tcPr/>
-          <w:p>
-            <w:pPr>
-              <w:pStyle w:val="Compact"/>
+        <w:trPr>
+          <w:cantSplit/>
+        </w:trPr>
+        <w:tc>
+          <w:tcPr/>
+          <w:p>
+            <w:pPr>
+              <w:pStyle w:val="Compact"/>
+              <w:keepNext/>
             </w:pPr>
             <w:r>
               <w:t xml:space="preserve">Figure 2, detection versus sample size</w:t>
@@ -654,6 +726,7 @@
           <w:p>
             <w:pPr>
               <w:pStyle w:val="Compact"/>
+              <w:keepNext/>
             </w:pPr>
             <w:r>
               <w:t xml:space="preserve">Figure 2, two panels (thresholds at n=32; committee sizes 16 to 128)</w:t>
@@ -665,6 +738,7 @@
           <w:p>
             <w:pPr>
               <w:pStyle w:val="Compact"/>
+              <w:keepNext/>
             </w:pPr>
             <w:r>
               <w:t xml:space="preserve">Exact</w:t>
@@ -673,11 +747,15 @@
         </w:tc>
       </w:tr>
       <w:tr>
-        <w:tc>
-          <w:tcPr/>
-          <w:p>
-            <w:pPr>
-              <w:pStyle w:val="Compact"/>
+        <w:trPr>
+          <w:cantSplit/>
+        </w:trPr>
+        <w:tc>
+          <w:tcPr/>
+          <w:p>
+            <w:pPr>
+              <w:pStyle w:val="Compact"/>
+              <w:keepNext/>
             </w:pPr>
             <w:r>
               <w:t xml:space="preserve">Figure 3, dispute success versus deadline</w:t>
@@ -689,6 +767,7 @@
           <w:p>
             <w:pPr>
               <w:pStyle w:val="Compact"/>
+              <w:keepNext/>
             </w:pPr>
             <w:r>
               <w:t xml:space="preserve">Figure 3, two panels, 2,400 emulated traces</w:t>
@@ -700,6 +779,7 @@
           <w:p>
             <w:pPr>
               <w:pStyle w:val="Compact"/>
+              <w:keepNext/>
             </w:pPr>
             <w:r>
               <w:t xml:space="preserve">Emulation</w:t>
@@ -708,11 +788,15 @@
         </w:tc>
       </w:tr>
       <w:tr>
-        <w:tc>
-          <w:tcPr/>
-          <w:p>
-            <w:pPr>
-              <w:pStyle w:val="Compact"/>
+        <w:trPr>
+          <w:cantSplit/>
+        </w:trPr>
+        <w:tc>
+          <w:tcPr/>
+          <w:p>
+            <w:pPr>
+              <w:pStyle w:val="Compact"/>
+              <w:keepNext/>
             </w:pPr>
             <w:r>
               <w:t xml:space="preserve">Figure 4, IID versus correlated failure</w:t>
@@ -724,6 +808,7 @@
           <w:p>
             <w:pPr>
               <w:pStyle w:val="Compact"/>
+              <w:keepNext/>
             </w:pPr>
             <w:r>
               <w:t xml:space="preserve">Figure 4, IID and 2, 4 and 8 failure domains</w:t>
@@ -735,6 +820,7 @@
           <w:p>
             <w:pPr>
               <w:pStyle w:val="Compact"/>
+              <w:keepNext/>
             </w:pPr>
             <w:r>
               <w:t xml:space="preserve">Exact under a declared synthetic domain model; Monte Carlo agreement within 0.009</w:t>
@@ -743,6 +829,9 @@
         </w:tc>
       </w:tr>
       <w:tr>
+        <w:trPr>
+          <w:cantSplit/>
+        </w:trPr>
         <w:tc>
           <w:tcPr/>
           <w:p>
